--- a/backend/demo-data/03_signalisation_ferroviaire.docx
+++ b/backend/demo-data/03_signalisation_ferroviaire.docx
@@ -12,7 +12,115 @@
     </w:p>
     <w:p>
       <w:r>
-        <w:t>Le rôle premier de la signalisation ferroviaire est de garantir la sécurité des circulations en évitant les collisions et les rattrapages.</w:t>
+        <w:t>Page 1</w:t>
+        <w:br/>
+        <w:t xml:space="preserve">Texte générique ferroviaire de remplissage pour tester les performances du système RAG sur de grands documents avec beaucoup de bruit. Texte générique ferroviaire de remplissage pour tester les performances du système RAG sur de grands documents avec beaucoup de bruit. Texte générique ferroviaire de remplissage pour tester les performances du système RAG sur de grands documents avec beaucoup de bruit. Texte générique ferroviaire de remplissage pour tester les performances du système RAG sur de grands documents avec beaucoup de bruit. Texte générique ferroviaire de remplissage pour tester les performances du système RAG sur de grands documents avec beaucoup de bruit. Texte générique ferroviaire de remplissage pour tester les performances du système RAG sur de grands documents avec beaucoup de bruit. Texte générique ferroviaire de remplissage pour tester les performances du système RAG sur de grands documents avec beaucoup de bruit. Texte générique ferroviaire de remplissage pour tester les performances du système RAG sur de grands documents avec beaucoup de bruit. Texte générique ferroviaire de remplissage pour tester les performances du système RAG sur de grands documents avec beaucoup de bruit. Texte générique ferroviaire de remplissage pour tester les performances du système RAG sur de grands documents avec beaucoup de bruit. Texte générique ferroviaire de remplissage pour tester les performances du système RAG sur de grands documents avec beaucoup de bruit. Texte générique ferroviaire de remplissage pour tester les performances du système RAG sur de grands documents avec beaucoup de bruit. Texte générique ferroviaire de remplissage pour tester les performances du système RAG sur de grands documents avec beaucoup de bruit. Texte générique ferroviaire de remplissage pour tester les performances du système RAG sur de grands documents avec beaucoup de bruit. Texte générique ferroviaire de remplissage pour tester les performances du système RAG sur de grands documents avec beaucoup de bruit. Texte générique ferroviaire de remplissage pour tester les performances du système RAG sur de grands documents avec beaucoup de bruit. Texte générique ferroviaire de remplissage pour tester les performances du système RAG sur de grands documents avec beaucoup de bruit. Texte générique ferroviaire de remplissage pour tester les performances du système RAG sur de grands documents avec beaucoup de bruit. Texte générique ferroviaire de remplissage pour tester les performances du système RAG sur de grands documents avec beaucoup de bruit. Texte générique ferroviaire de remplissage pour tester les performances du système RAG sur de grands documents avec beaucoup de bruit. Texte générique ferroviaire de remplissage pour tester les performances du système RAG sur de grands documents avec beaucoup de bruit. Texte générique ferroviaire de remplissage pour tester les performances du système RAG sur de grands documents avec beaucoup de bruit. Texte générique ferroviaire de remplissage pour tester les performances du système RAG sur de grands documents avec beaucoup de bruit. Texte générique ferroviaire de remplissage pour tester les performances du système RAG sur de grands documents avec beaucoup de bruit. Texte générique ferroviaire de remplissage pour tester les performances du système RAG sur de grands documents avec beaucoup de bruit. Texte générique ferroviaire de remplissage pour tester les performances du système RAG sur de grands documents avec beaucoup de bruit. Texte générique ferroviaire de remplissage pour tester les performances du système RAG sur de grands documents avec beaucoup de bruit. Texte générique ferroviaire de remplissage pour tester les performances du système RAG sur de grands documents avec beaucoup de bruit. Texte générique ferroviaire de remplissage pour tester les performances du système RAG sur de grands documents avec beaucoup de bruit. Texte générique ferroviaire de remplissage pour tester les performances du système RAG sur de grands documents avec beaucoup de bruit. </w:t>
+      </w:r>
+    </w:p>
+    <w:p>
+      <w:r>
+        <w:br w:type="page"/>
+      </w:r>
+    </w:p>
+    <w:p>
+      <w:r>
+        <w:t>Page 2</w:t>
+        <w:br/>
+        <w:t xml:space="preserve">Texte générique ferroviaire de remplissage pour tester les performances du système RAG sur de grands documents avec beaucoup de bruit. Texte générique ferroviaire de remplissage pour tester les performances du système RAG sur de grands documents avec beaucoup de bruit. Texte générique ferroviaire de remplissage pour tester les performances du système RAG sur de grands documents avec beaucoup de bruit. Texte générique ferroviaire de remplissage pour tester les performances du système RAG sur de grands documents avec beaucoup de bruit. Texte générique ferroviaire de remplissage pour tester les performances du système RAG sur de grands documents avec beaucoup de bruit. Texte générique ferroviaire de remplissage pour tester les performances du système RAG sur de grands documents avec beaucoup de bruit. Texte générique ferroviaire de remplissage pour tester les performances du système RAG sur de grands documents avec beaucoup de bruit. Texte générique ferroviaire de remplissage pour tester les performances du système RAG sur de grands documents avec beaucoup de bruit. Texte générique ferroviaire de remplissage pour tester les performances du système RAG sur de grands documents avec beaucoup de bruit. Texte générique ferroviaire de remplissage pour tester les performances du système RAG sur de grands documents avec beaucoup de bruit. Texte générique ferroviaire de remplissage pour tester les performances du système RAG sur de grands documents avec beaucoup de bruit. Texte générique ferroviaire de remplissage pour tester les performances du système RAG sur de grands documents avec beaucoup de bruit. Texte générique ferroviaire de remplissage pour tester les performances du système RAG sur de grands documents avec beaucoup de bruit. Texte générique ferroviaire de remplissage pour tester les performances du système RAG sur de grands documents avec beaucoup de bruit. Texte générique ferroviaire de remplissage pour tester les performances du système RAG sur de grands documents avec beaucoup de bruit. Texte générique ferroviaire de remplissage pour tester les performances du système RAG sur de grands documents avec beaucoup de bruit. Texte générique ferroviaire de remplissage pour tester les performances du système RAG sur de grands documents avec beaucoup de bruit. Texte générique ferroviaire de remplissage pour tester les performances du système RAG sur de grands documents avec beaucoup de bruit. Texte générique ferroviaire de remplissage pour tester les performances du système RAG sur de grands documents avec beaucoup de bruit. Texte générique ferroviaire de remplissage pour tester les performances du système RAG sur de grands documents avec beaucoup de bruit. Texte générique ferroviaire de remplissage pour tester les performances du système RAG sur de grands documents avec beaucoup de bruit. Texte générique ferroviaire de remplissage pour tester les performances du système RAG sur de grands documents avec beaucoup de bruit. Texte générique ferroviaire de remplissage pour tester les performances du système RAG sur de grands documents avec beaucoup de bruit. Texte générique ferroviaire de remplissage pour tester les performances du système RAG sur de grands documents avec beaucoup de bruit. Texte générique ferroviaire de remplissage pour tester les performances du système RAG sur de grands documents avec beaucoup de bruit. Texte générique ferroviaire de remplissage pour tester les performances du système RAG sur de grands documents avec beaucoup de bruit. Texte générique ferroviaire de remplissage pour tester les performances du système RAG sur de grands documents avec beaucoup de bruit. Texte générique ferroviaire de remplissage pour tester les performances du système RAG sur de grands documents avec beaucoup de bruit. Texte générique ferroviaire de remplissage pour tester les performances du système RAG sur de grands documents avec beaucoup de bruit. Texte générique ferroviaire de remplissage pour tester les performances du système RAG sur de grands documents avec beaucoup de bruit. </w:t>
+      </w:r>
+    </w:p>
+    <w:p>
+      <w:r>
+        <w:br w:type="page"/>
+      </w:r>
+    </w:p>
+    <w:p>
+      <w:r>
+        <w:t>Page 3</w:t>
+        <w:br/>
+        <w:t xml:space="preserve">Texte générique ferroviaire de remplissage pour tester les performances du système RAG sur de grands documents avec beaucoup de bruit. Texte générique ferroviaire de remplissage pour tester les performances du système RAG sur de grands documents avec beaucoup de bruit. Texte générique ferroviaire de remplissage pour tester les performances du système RAG sur de grands documents avec beaucoup de bruit. Texte générique ferroviaire de remplissage pour tester les performances du système RAG sur de grands documents avec beaucoup de bruit. Texte générique ferroviaire de remplissage pour tester les performances du système RAG sur de grands documents avec beaucoup de bruit. Texte générique ferroviaire de remplissage pour tester les performances du système RAG sur de grands documents avec beaucoup de bruit. Texte générique ferroviaire de remplissage pour tester les performances du système RAG sur de grands documents avec beaucoup de bruit. Texte générique ferroviaire de remplissage pour tester les performances du système RAG sur de grands documents avec beaucoup de bruit. Texte générique ferroviaire de remplissage pour tester les performances du système RAG sur de grands documents avec beaucoup de bruit. Texte générique ferroviaire de remplissage pour tester les performances du système RAG sur de grands documents avec beaucoup de bruit. Texte générique ferroviaire de remplissage pour tester les performances du système RAG sur de grands documents avec beaucoup de bruit. Texte générique ferroviaire de remplissage pour tester les performances du système RAG sur de grands documents avec beaucoup de bruit. Texte générique ferroviaire de remplissage pour tester les performances du système RAG sur de grands documents avec beaucoup de bruit. Texte générique ferroviaire de remplissage pour tester les performances du système RAG sur de grands documents avec beaucoup de bruit. Texte générique ferroviaire de remplissage pour tester les performances du système RAG sur de grands documents avec beaucoup de bruit. Texte générique ferroviaire de remplissage pour tester les performances du système RAG sur de grands documents avec beaucoup de bruit. Texte générique ferroviaire de remplissage pour tester les performances du système RAG sur de grands documents avec beaucoup de bruit. Texte générique ferroviaire de remplissage pour tester les performances du système RAG sur de grands documents avec beaucoup de bruit. Texte générique ferroviaire de remplissage pour tester les performances du système RAG sur de grands documents avec beaucoup de bruit. Texte générique ferroviaire de remplissage pour tester les performances du système RAG sur de grands documents avec beaucoup de bruit. Texte générique ferroviaire de remplissage pour tester les performances du système RAG sur de grands documents avec beaucoup de bruit. Texte générique ferroviaire de remplissage pour tester les performances du système RAG sur de grands documents avec beaucoup de bruit. Texte générique ferroviaire de remplissage pour tester les performances du système RAG sur de grands documents avec beaucoup de bruit. Texte générique ferroviaire de remplissage pour tester les performances du système RAG sur de grands documents avec beaucoup de bruit. Texte générique ferroviaire de remplissage pour tester les performances du système RAG sur de grands documents avec beaucoup de bruit. Texte générique ferroviaire de remplissage pour tester les performances du système RAG sur de grands documents avec beaucoup de bruit. Texte générique ferroviaire de remplissage pour tester les performances du système RAG sur de grands documents avec beaucoup de bruit. Texte générique ferroviaire de remplissage pour tester les performances du système RAG sur de grands documents avec beaucoup de bruit. Texte générique ferroviaire de remplissage pour tester les performances du système RAG sur de grands documents avec beaucoup de bruit. Texte générique ferroviaire de remplissage pour tester les performances du système RAG sur de grands documents avec beaucoup de bruit. </w:t>
+      </w:r>
+    </w:p>
+    <w:p>
+      <w:r>
+        <w:br w:type="page"/>
+      </w:r>
+    </w:p>
+    <w:p>
+      <w:r>
+        <w:t>Page 4</w:t>
+        <w:br/>
+        <w:t xml:space="preserve">Texte générique ferroviaire de remplissage pour tester les performances du système RAG sur de grands documents avec beaucoup de bruit. Texte générique ferroviaire de remplissage pour tester les performances du système RAG sur de grands documents avec beaucoup de bruit. Texte générique ferroviaire de remplissage pour tester les performances du système RAG sur de grands documents avec beaucoup de bruit. Texte générique ferroviaire de remplissage pour tester les performances du système RAG sur de grands documents avec beaucoup de bruit. Texte générique ferroviaire de remplissage pour tester les performances du système RAG sur de grands documents avec beaucoup de bruit. Texte générique ferroviaire de remplissage pour tester les performances du système RAG sur de grands documents avec beaucoup de bruit. Texte générique ferroviaire de remplissage pour tester les performances du système RAG sur de grands documents avec beaucoup de bruit. Texte générique ferroviaire de remplissage pour tester les performances du système RAG sur de grands documents avec beaucoup de bruit. Texte générique ferroviaire de remplissage pour tester les performances du système RAG sur de grands documents avec beaucoup de bruit. Texte générique ferroviaire de remplissage pour tester les performances du système RAG sur de grands documents avec beaucoup de bruit. Texte générique ferroviaire de remplissage pour tester les performances du système RAG sur de grands documents avec beaucoup de bruit. Texte générique ferroviaire de remplissage pour tester les performances du système RAG sur de grands documents avec beaucoup de bruit. Texte générique ferroviaire de remplissage pour tester les performances du système RAG sur de grands documents avec beaucoup de bruit. Texte générique ferroviaire de remplissage pour tester les performances du système RAG sur de grands documents avec beaucoup de bruit. Texte générique ferroviaire de remplissage pour tester les performances du système RAG sur de grands documents avec beaucoup de bruit. Texte générique ferroviaire de remplissage pour tester les performances du système RAG sur de grands documents avec beaucoup de bruit. Texte générique ferroviaire de remplissage pour tester les performances du système RAG sur de grands documents avec beaucoup de bruit. Texte générique ferroviaire de remplissage pour tester les performances du système RAG sur de grands documents avec beaucoup de bruit. Texte générique ferroviaire de remplissage pour tester les performances du système RAG sur de grands documents avec beaucoup de bruit. Texte générique ferroviaire de remplissage pour tester les performances du système RAG sur de grands documents avec beaucoup de bruit. Texte générique ferroviaire de remplissage pour tester les performances du système RAG sur de grands documents avec beaucoup de bruit. Texte générique ferroviaire de remplissage pour tester les performances du système RAG sur de grands documents avec beaucoup de bruit. Texte générique ferroviaire de remplissage pour tester les performances du système RAG sur de grands documents avec beaucoup de bruit. Texte générique ferroviaire de remplissage pour tester les performances du système RAG sur de grands documents avec beaucoup de bruit. Texte générique ferroviaire de remplissage pour tester les performances du système RAG sur de grands documents avec beaucoup de bruit. Texte générique ferroviaire de remplissage pour tester les performances du système RAG sur de grands documents avec beaucoup de bruit. Texte générique ferroviaire de remplissage pour tester les performances du système RAG sur de grands documents avec beaucoup de bruit. Texte générique ferroviaire de remplissage pour tester les performances du système RAG sur de grands documents avec beaucoup de bruit. Texte générique ferroviaire de remplissage pour tester les performances du système RAG sur de grands documents avec beaucoup de bruit. Texte générique ferroviaire de remplissage pour tester les performances du système RAG sur de grands documents avec beaucoup de bruit. </w:t>
+      </w:r>
+    </w:p>
+    <w:p>
+      <w:r>
+        <w:br w:type="page"/>
+      </w:r>
+    </w:p>
+    <w:p>
+      <w:r>
+        <w:t>Page 5</w:t>
+        <w:br/>
+        <w:t xml:space="preserve">Texte générique ferroviaire de remplissage pour tester les performances du système RAG sur de grands documents avec beaucoup de bruit. Texte générique ferroviaire de remplissage pour tester les performances du système RAG sur de grands documents avec beaucoup de bruit. Texte générique ferroviaire de remplissage pour tester les performances du système RAG sur de grands documents avec beaucoup de bruit. Texte générique ferroviaire de remplissage pour tester les performances du système RAG sur de grands documents avec beaucoup de bruit. Texte générique ferroviaire de remplissage pour tester les performances du système RAG sur de grands documents avec beaucoup de bruit. Texte générique ferroviaire de remplissage pour tester les performances du système RAG sur de grands documents avec beaucoup de bruit. Texte générique ferroviaire de remplissage pour tester les performances du système RAG sur de grands documents avec beaucoup de bruit. Texte générique ferroviaire de remplissage pour tester les performances du système RAG sur de grands documents avec beaucoup de bruit. Texte générique ferroviaire de remplissage pour tester les performances du système RAG sur de grands documents avec beaucoup de bruit. Texte générique ferroviaire de remplissage pour tester les performances du système RAG sur de grands documents avec beaucoup de bruit. Texte générique ferroviaire de remplissage pour tester les performances du système RAG sur de grands documents avec beaucoup de bruit. Texte générique ferroviaire de remplissage pour tester les performances du système RAG sur de grands documents avec beaucoup de bruit. Texte générique ferroviaire de remplissage pour tester les performances du système RAG sur de grands documents avec beaucoup de bruit. Texte générique ferroviaire de remplissage pour tester les performances du système RAG sur de grands documents avec beaucoup de bruit. Texte générique ferroviaire de remplissage pour tester les performances du système RAG sur de grands documents avec beaucoup de bruit. Texte générique ferroviaire de remplissage pour tester les performances du système RAG sur de grands documents avec beaucoup de bruit. Texte générique ferroviaire de remplissage pour tester les performances du système RAG sur de grands documents avec beaucoup de bruit. Texte générique ferroviaire de remplissage pour tester les performances du système RAG sur de grands documents avec beaucoup de bruit. Texte générique ferroviaire de remplissage pour tester les performances du système RAG sur de grands documents avec beaucoup de bruit. Texte générique ferroviaire de remplissage pour tester les performances du système RAG sur de grands documents avec beaucoup de bruit. Texte générique ferroviaire de remplissage pour tester les performances du système RAG sur de grands documents avec beaucoup de bruit. Texte générique ferroviaire de remplissage pour tester les performances du système RAG sur de grands documents avec beaucoup de bruit. Texte générique ferroviaire de remplissage pour tester les performances du système RAG sur de grands documents avec beaucoup de bruit. Texte générique ferroviaire de remplissage pour tester les performances du système RAG sur de grands documents avec beaucoup de bruit. Texte générique ferroviaire de remplissage pour tester les performances du système RAG sur de grands documents avec beaucoup de bruit. Texte générique ferroviaire de remplissage pour tester les performances du système RAG sur de grands documents avec beaucoup de bruit. Texte générique ferroviaire de remplissage pour tester les performances du système RAG sur de grands documents avec beaucoup de bruit. Texte générique ferroviaire de remplissage pour tester les performances du système RAG sur de grands documents avec beaucoup de bruit. Texte générique ferroviaire de remplissage pour tester les performances du système RAG sur de grands documents avec beaucoup de bruit. Texte générique ferroviaire de remplissage pour tester les performances du système RAG sur de grands documents avec beaucoup de bruit. </w:t>
+      </w:r>
+    </w:p>
+    <w:p>
+      <w:r>
+        <w:br w:type="page"/>
+      </w:r>
+    </w:p>
+    <w:p>
+      <w:r>
+        <w:t>Page 6</w:t>
+        <w:br/>
+        <w:t xml:space="preserve">Texte générique ferroviaire de remplissage pour tester les performances du système RAG sur de grands documents avec beaucoup de bruit. Texte générique ferroviaire de remplissage pour tester les performances du système RAG sur de grands documents avec beaucoup de bruit. Texte générique ferroviaire de remplissage pour tester les performances du système RAG sur de grands documents avec beaucoup de bruit. Texte générique ferroviaire de remplissage pour tester les performances du système RAG sur de grands documents avec beaucoup de bruit. Texte générique ferroviaire de remplissage pour tester les performances du système RAG sur de grands documents avec beaucoup de bruit. Texte générique ferroviaire de remplissage pour tester les performances du système RAG sur de grands documents avec beaucoup de bruit. Texte générique ferroviaire de remplissage pour tester les performances du système RAG sur de grands documents avec beaucoup de bruit. Texte générique ferroviaire de remplissage pour tester les performances du système RAG sur de grands documents avec beaucoup de bruit. Texte générique ferroviaire de remplissage pour tester les performances du système RAG sur de grands documents avec beaucoup de bruit. Texte générique ferroviaire de remplissage pour tester les performances du système RAG sur de grands documents avec beaucoup de bruit. Texte générique ferroviaire de remplissage pour tester les performances du système RAG sur de grands documents avec beaucoup de bruit. Texte générique ferroviaire de remplissage pour tester les performances du système RAG sur de grands documents avec beaucoup de bruit. Texte générique ferroviaire de remplissage pour tester les performances du système RAG sur de grands documents avec beaucoup de bruit. Texte générique ferroviaire de remplissage pour tester les performances du système RAG sur de grands documents avec beaucoup de bruit. Texte générique ferroviaire de remplissage pour tester les performances du système RAG sur de grands documents avec beaucoup de bruit. Texte générique ferroviaire de remplissage pour tester les performances du système RAG sur de grands documents avec beaucoup de bruit. Texte générique ferroviaire de remplissage pour tester les performances du système RAG sur de grands documents avec beaucoup de bruit. Texte générique ferroviaire de remplissage pour tester les performances du système RAG sur de grands documents avec beaucoup de bruit. Texte générique ferroviaire de remplissage pour tester les performances du système RAG sur de grands documents avec beaucoup de bruit. Texte générique ferroviaire de remplissage pour tester les performances du système RAG sur de grands documents avec beaucoup de bruit. Texte générique ferroviaire de remplissage pour tester les performances du système RAG sur de grands documents avec beaucoup de bruit. Texte générique ferroviaire de remplissage pour tester les performances du système RAG sur de grands documents avec beaucoup de bruit. Texte générique ferroviaire de remplissage pour tester les performances du système RAG sur de grands documents avec beaucoup de bruit. Texte générique ferroviaire de remplissage pour tester les performances du système RAG sur de grands documents avec beaucoup de bruit. Texte générique ferroviaire de remplissage pour tester les performances du système RAG sur de grands documents avec beaucoup de bruit. Texte générique ferroviaire de remplissage pour tester les performances du système RAG sur de grands documents avec beaucoup de bruit. Texte générique ferroviaire de remplissage pour tester les performances du système RAG sur de grands documents avec beaucoup de bruit. Texte générique ferroviaire de remplissage pour tester les performances du système RAG sur de grands documents avec beaucoup de bruit. Texte générique ferroviaire de remplissage pour tester les performances du système RAG sur de grands documents avec beaucoup de bruit. Texte générique ferroviaire de remplissage pour tester les performances du système RAG sur de grands documents avec beaucoup de bruit. </w:t>
+      </w:r>
+    </w:p>
+    <w:p>
+      <w:r>
+        <w:br w:type="page"/>
+      </w:r>
+    </w:p>
+    <w:p>
+      <w:r>
+        <w:t>Page 7</w:t>
+        <w:br/>
+        <w:t xml:space="preserve">Texte générique ferroviaire de remplissage pour tester les performances du système RAG sur de grands documents avec beaucoup de bruit. Texte générique ferroviaire de remplissage pour tester les performances du système RAG sur de grands documents avec beaucoup de bruit. Texte générique ferroviaire de remplissage pour tester les performances du système RAG sur de grands documents avec beaucoup de bruit. Texte générique ferroviaire de remplissage pour tester les performances du système RAG sur de grands documents avec beaucoup de bruit. Texte générique ferroviaire de remplissage pour tester les performances du système RAG sur de grands documents avec beaucoup de bruit. Texte générique ferroviaire de remplissage pour tester les performances du système RAG sur de grands documents avec beaucoup de bruit. Texte générique ferroviaire de remplissage pour tester les performances du système RAG sur de grands documents avec beaucoup de bruit. Texte générique ferroviaire de remplissage pour tester les performances du système RAG sur de grands documents avec beaucoup de bruit. Texte générique ferroviaire de remplissage pour tester les performances du système RAG sur de grands documents avec beaucoup de bruit. Texte générique ferroviaire de remplissage pour tester les performances du système RAG sur de grands documents avec beaucoup de bruit. Texte générique ferroviaire de remplissage pour tester les performances du système RAG sur de grands documents avec beaucoup de bruit. Texte générique ferroviaire de remplissage pour tester les performances du système RAG sur de grands documents avec beaucoup de bruit. Texte générique ferroviaire de remplissage pour tester les performances du système RAG sur de grands documents avec beaucoup de bruit. Texte générique ferroviaire de remplissage pour tester les performances du système RAG sur de grands documents avec beaucoup de bruit. Texte générique ferroviaire de remplissage pour tester les performances du système RAG sur de grands documents avec beaucoup de bruit. Texte générique ferroviaire de remplissage pour tester les performances du système RAG sur de grands documents avec beaucoup de bruit. Texte générique ferroviaire de remplissage pour tester les performances du système RAG sur de grands documents avec beaucoup de bruit. Texte générique ferroviaire de remplissage pour tester les performances du système RAG sur de grands documents avec beaucoup de bruit. Texte générique ferroviaire de remplissage pour tester les performances du système RAG sur de grands documents avec beaucoup de bruit. Texte générique ferroviaire de remplissage pour tester les performances du système RAG sur de grands documents avec beaucoup de bruit. Texte générique ferroviaire de remplissage pour tester les performances du système RAG sur de grands documents avec beaucoup de bruit. Texte générique ferroviaire de remplissage pour tester les performances du système RAG sur de grands documents avec beaucoup de bruit. Texte générique ferroviaire de remplissage pour tester les performances du système RAG sur de grands documents avec beaucoup de bruit. Texte générique ferroviaire de remplissage pour tester les performances du système RAG sur de grands documents avec beaucoup de bruit. Texte générique ferroviaire de remplissage pour tester les performances du système RAG sur de grands documents avec beaucoup de bruit. Texte générique ferroviaire de remplissage pour tester les performances du système RAG sur de grands documents avec beaucoup de bruit. Texte générique ferroviaire de remplissage pour tester les performances du système RAG sur de grands documents avec beaucoup de bruit. Texte générique ferroviaire de remplissage pour tester les performances du système RAG sur de grands documents avec beaucoup de bruit. Texte générique ferroviaire de remplissage pour tester les performances du système RAG sur de grands documents avec beaucoup de bruit. Texte générique ferroviaire de remplissage pour tester les performances du système RAG sur de grands documents avec beaucoup de bruit. </w:t>
+      </w:r>
+    </w:p>
+    <w:p>
+      <w:r>
+        <w:br w:type="page"/>
+      </w:r>
+    </w:p>
+    <w:p>
+      <w:r>
+        <w:t>Le rôle premier de la signalisation ferroviaire est de garantir la sécurité des circulations.</w:t>
+      </w:r>
+    </w:p>
+    <w:p>
+      <w:r>
+        <w:br w:type="page"/>
+      </w:r>
+    </w:p>
+    <w:p>
+      <w:r>
+        <w:t>Page 9</w:t>
+        <w:br/>
+        <w:t xml:space="preserve">Texte générique ferroviaire de remplissage pour tester les performances du système RAG sur de grands documents avec beaucoup de bruit. Texte générique ferroviaire de remplissage pour tester les performances du système RAG sur de grands documents avec beaucoup de bruit. Texte générique ferroviaire de remplissage pour tester les performances du système RAG sur de grands documents avec beaucoup de bruit. Texte générique ferroviaire de remplissage pour tester les performances du système RAG sur de grands documents avec beaucoup de bruit. Texte générique ferroviaire de remplissage pour tester les performances du système RAG sur de grands documents avec beaucoup de bruit. Texte générique ferroviaire de remplissage pour tester les performances du système RAG sur de grands documents avec beaucoup de bruit. Texte générique ferroviaire de remplissage pour tester les performances du système RAG sur de grands documents avec beaucoup de bruit. Texte générique ferroviaire de remplissage pour tester les performances du système RAG sur de grands documents avec beaucoup de bruit. Texte générique ferroviaire de remplissage pour tester les performances du système RAG sur de grands documents avec beaucoup de bruit. Texte générique ferroviaire de remplissage pour tester les performances du système RAG sur de grands documents avec beaucoup de bruit. Texte générique ferroviaire de remplissage pour tester les performances du système RAG sur de grands documents avec beaucoup de bruit. Texte générique ferroviaire de remplissage pour tester les performances du système RAG sur de grands documents avec beaucoup de bruit. Texte générique ferroviaire de remplissage pour tester les performances du système RAG sur de grands documents avec beaucoup de bruit. Texte générique ferroviaire de remplissage pour tester les performances du système RAG sur de grands documents avec beaucoup de bruit. Texte générique ferroviaire de remplissage pour tester les performances du système RAG sur de grands documents avec beaucoup de bruit. Texte générique ferroviaire de remplissage pour tester les performances du système RAG sur de grands documents avec beaucoup de bruit. Texte générique ferroviaire de remplissage pour tester les performances du système RAG sur de grands documents avec beaucoup de bruit. Texte générique ferroviaire de remplissage pour tester les performances du système RAG sur de grands documents avec beaucoup de bruit. Texte générique ferroviaire de remplissage pour tester les performances du système RAG sur de grands documents avec beaucoup de bruit. Texte générique ferroviaire de remplissage pour tester les performances du système RAG sur de grands documents avec beaucoup de bruit. Texte générique ferroviaire de remplissage pour tester les performances du système RAG sur de grands documents avec beaucoup de bruit. Texte générique ferroviaire de remplissage pour tester les performances du système RAG sur de grands documents avec beaucoup de bruit. Texte générique ferroviaire de remplissage pour tester les performances du système RAG sur de grands documents avec beaucoup de bruit. Texte générique ferroviaire de remplissage pour tester les performances du système RAG sur de grands documents avec beaucoup de bruit. Texte générique ferroviaire de remplissage pour tester les performances du système RAG sur de grands documents avec beaucoup de bruit. Texte générique ferroviaire de remplissage pour tester les performances du système RAG sur de grands documents avec beaucoup de bruit. Texte générique ferroviaire de remplissage pour tester les performances du système RAG sur de grands documents avec beaucoup de bruit. Texte générique ferroviaire de remplissage pour tester les performances du système RAG sur de grands documents avec beaucoup de bruit. Texte générique ferroviaire de remplissage pour tester les performances du système RAG sur de grands documents avec beaucoup de bruit. Texte générique ferroviaire de remplissage pour tester les performances du système RAG sur de grands documents avec beaucoup de bruit. </w:t>
+      </w:r>
+    </w:p>
+    <w:p>
+      <w:r>
+        <w:br w:type="page"/>
+      </w:r>
+    </w:p>
+    <w:p>
+      <w:r>
+        <w:t>Page 10</w:t>
+        <w:br/>
+        <w:t xml:space="preserve">Texte générique ferroviaire de remplissage pour tester les performances du système RAG sur de grands documents avec beaucoup de bruit. Texte générique ferroviaire de remplissage pour tester les performances du système RAG sur de grands documents avec beaucoup de bruit. Texte générique ferroviaire de remplissage pour tester les performances du système RAG sur de grands documents avec beaucoup de bruit. Texte générique ferroviaire de remplissage pour tester les performances du système RAG sur de grands documents avec beaucoup de bruit. Texte générique ferroviaire de remplissage pour tester les performances du système RAG sur de grands documents avec beaucoup de bruit. Texte générique ferroviaire de remplissage pour tester les performances du système RAG sur de grands documents avec beaucoup de bruit. Texte générique ferroviaire de remplissage pour tester les performances du système RAG sur de grands documents avec beaucoup de bruit. Texte générique ferroviaire de remplissage pour tester les performances du système RAG sur de grands documents avec beaucoup de bruit. Texte générique ferroviaire de remplissage pour tester les performances du système RAG sur de grands documents avec beaucoup de bruit. Texte générique ferroviaire de remplissage pour tester les performances du système RAG sur de grands documents avec beaucoup de bruit. Texte générique ferroviaire de remplissage pour tester les performances du système RAG sur de grands documents avec beaucoup de bruit. Texte générique ferroviaire de remplissage pour tester les performances du système RAG sur de grands documents avec beaucoup de bruit. Texte générique ferroviaire de remplissage pour tester les performances du système RAG sur de grands documents avec beaucoup de bruit. Texte générique ferroviaire de remplissage pour tester les performances du système RAG sur de grands documents avec beaucoup de bruit. Texte générique ferroviaire de remplissage pour tester les performances du système RAG sur de grands documents avec beaucoup de bruit. Texte générique ferroviaire de remplissage pour tester les performances du système RAG sur de grands documents avec beaucoup de bruit. Texte générique ferroviaire de remplissage pour tester les performances du système RAG sur de grands documents avec beaucoup de bruit. Texte générique ferroviaire de remplissage pour tester les performances du système RAG sur de grands documents avec beaucoup de bruit. Texte générique ferroviaire de remplissage pour tester les performances du système RAG sur de grands documents avec beaucoup de bruit. Texte générique ferroviaire de remplissage pour tester les performances du système RAG sur de grands documents avec beaucoup de bruit. Texte générique ferroviaire de remplissage pour tester les performances du système RAG sur de grands documents avec beaucoup de bruit. Texte générique ferroviaire de remplissage pour tester les performances du système RAG sur de grands documents avec beaucoup de bruit. Texte générique ferroviaire de remplissage pour tester les performances du système RAG sur de grands documents avec beaucoup de bruit. Texte générique ferroviaire de remplissage pour tester les performances du système RAG sur de grands documents avec beaucoup de bruit. Texte générique ferroviaire de remplissage pour tester les performances du système RAG sur de grands documents avec beaucoup de bruit. Texte générique ferroviaire de remplissage pour tester les performances du système RAG sur de grands documents avec beaucoup de bruit. Texte générique ferroviaire de remplissage pour tester les performances du système RAG sur de grands documents avec beaucoup de bruit. Texte générique ferroviaire de remplissage pour tester les performances du système RAG sur de grands documents avec beaucoup de bruit. Texte générique ferroviaire de remplissage pour tester les performances du système RAG sur de grands documents avec beaucoup de bruit. Texte générique ferroviaire de remplissage pour tester les performances du système RAG sur de grands documents avec beaucoup de bruit. </w:t>
       </w:r>
     </w:p>
     <w:sectPr>

--- a/backend/demo-data/03_signalisation_ferroviaire.docx
+++ b/backend/demo-data/03_signalisation_ferroviaire.docx
@@ -4,123 +4,127 @@
   <w:body>
     <w:p>
       <w:pPr>
-        <w:pStyle w:val="Title"/>
+        <w:spacing w:before="240" w:after="120"/>
       </w:pPr>
       <w:r>
-        <w:t>03_signalisation_ferroviaire</w:t>
+        <w:rPr>
+          <w:b/>
+          <w:color w:val="C00000"/>
+          <w:sz w:val="36"/>
+        </w:rPr>
+        <w:t>CAMRAIL — Manuel de Signalisation Ferroviaire et Securite</w:t>
       </w:r>
     </w:p>
     <w:p>
       <w:r>
-        <w:t>Page 1</w:t>
+        <w:rPr>
+          <w:sz w:val="18"/>
+        </w:rPr>
+        <w:t>Direction de la Sécurité et des Circulations | Réf : SIG-SEC-2026-02</w:t>
         <w:br/>
-        <w:t xml:space="preserve">Texte générique ferroviaire de remplissage pour tester les performances du système RAG sur de grands documents avec beaucoup de bruit. Texte générique ferroviaire de remplissage pour tester les performances du système RAG sur de grands documents avec beaucoup de bruit. Texte générique ferroviaire de remplissage pour tester les performances du système RAG sur de grands documents avec beaucoup de bruit. Texte générique ferroviaire de remplissage pour tester les performances du système RAG sur de grands documents avec beaucoup de bruit. Texte générique ferroviaire de remplissage pour tester les performances du système RAG sur de grands documents avec beaucoup de bruit. Texte générique ferroviaire de remplissage pour tester les performances du système RAG sur de grands documents avec beaucoup de bruit. Texte générique ferroviaire de remplissage pour tester les performances du système RAG sur de grands documents avec beaucoup de bruit. Texte générique ferroviaire de remplissage pour tester les performances du système RAG sur de grands documents avec beaucoup de bruit. Texte générique ferroviaire de remplissage pour tester les performances du système RAG sur de grands documents avec beaucoup de bruit. Texte générique ferroviaire de remplissage pour tester les performances du système RAG sur de grands documents avec beaucoup de bruit. Texte générique ferroviaire de remplissage pour tester les performances du système RAG sur de grands documents avec beaucoup de bruit. Texte générique ferroviaire de remplissage pour tester les performances du système RAG sur de grands documents avec beaucoup de bruit. Texte générique ferroviaire de remplissage pour tester les performances du système RAG sur de grands documents avec beaucoup de bruit. Texte générique ferroviaire de remplissage pour tester les performances du système RAG sur de grands documents avec beaucoup de bruit. Texte générique ferroviaire de remplissage pour tester les performances du système RAG sur de grands documents avec beaucoup de bruit. Texte générique ferroviaire de remplissage pour tester les performances du système RAG sur de grands documents avec beaucoup de bruit. Texte générique ferroviaire de remplissage pour tester les performances du système RAG sur de grands documents avec beaucoup de bruit. Texte générique ferroviaire de remplissage pour tester les performances du système RAG sur de grands documents avec beaucoup de bruit. Texte générique ferroviaire de remplissage pour tester les performances du système RAG sur de grands documents avec beaucoup de bruit. Texte générique ferroviaire de remplissage pour tester les performances du système RAG sur de grands documents avec beaucoup de bruit. Texte générique ferroviaire de remplissage pour tester les performances du système RAG sur de grands documents avec beaucoup de bruit. Texte générique ferroviaire de remplissage pour tester les performances du système RAG sur de grands documents avec beaucoup de bruit. Texte générique ferroviaire de remplissage pour tester les performances du système RAG sur de grands documents avec beaucoup de bruit. Texte générique ferroviaire de remplissage pour tester les performances du système RAG sur de grands documents avec beaucoup de bruit. Texte générique ferroviaire de remplissage pour tester les performances du système RAG sur de grands documents avec beaucoup de bruit. Texte générique ferroviaire de remplissage pour tester les performances du système RAG sur de grands documents avec beaucoup de bruit. Texte générique ferroviaire de remplissage pour tester les performances du système RAG sur de grands documents avec beaucoup de bruit. Texte générique ferroviaire de remplissage pour tester les performances du système RAG sur de grands documents avec beaucoup de bruit. Texte générique ferroviaire de remplissage pour tester les performances du système RAG sur de grands documents avec beaucoup de bruit. Texte générique ferroviaire de remplissage pour tester les performances du système RAG sur de grands documents avec beaucoup de bruit. </w:t>
       </w:r>
     </w:p>
     <w:p>
+      <w:pPr>
+        <w:spacing w:before="240" w:after="120"/>
+      </w:pPr>
       <w:r>
-        <w:br w:type="page"/>
+        <w:rPr>
+          <w:b/>
+          <w:color w:val="C00000"/>
+          <w:sz w:val="28"/>
+        </w:rPr>
+        <w:t>1. Le rôle premier de la signalisation ferroviaire</w:t>
       </w:r>
     </w:p>
     <w:p>
+      <w:pPr>
+        <w:spacing w:after="120"/>
+      </w:pPr>
       <w:r>
-        <w:t>Page 2</w:t>
-        <w:br/>
-        <w:t xml:space="preserve">Texte générique ferroviaire de remplissage pour tester les performances du système RAG sur de grands documents avec beaucoup de bruit. Texte générique ferroviaire de remplissage pour tester les performances du système RAG sur de grands documents avec beaucoup de bruit. Texte générique ferroviaire de remplissage pour tester les performances du système RAG sur de grands documents avec beaucoup de bruit. Texte générique ferroviaire de remplissage pour tester les performances du système RAG sur de grands documents avec beaucoup de bruit. Texte générique ferroviaire de remplissage pour tester les performances du système RAG sur de grands documents avec beaucoup de bruit. Texte générique ferroviaire de remplissage pour tester les performances du système RAG sur de grands documents avec beaucoup de bruit. Texte générique ferroviaire de remplissage pour tester les performances du système RAG sur de grands documents avec beaucoup de bruit. Texte générique ferroviaire de remplissage pour tester les performances du système RAG sur de grands documents avec beaucoup de bruit. Texte générique ferroviaire de remplissage pour tester les performances du système RAG sur de grands documents avec beaucoup de bruit. Texte générique ferroviaire de remplissage pour tester les performances du système RAG sur de grands documents avec beaucoup de bruit. Texte générique ferroviaire de remplissage pour tester les performances du système RAG sur de grands documents avec beaucoup de bruit. Texte générique ferroviaire de remplissage pour tester les performances du système RAG sur de grands documents avec beaucoup de bruit. Texte générique ferroviaire de remplissage pour tester les performances du système RAG sur de grands documents avec beaucoup de bruit. Texte générique ferroviaire de remplissage pour tester les performances du système RAG sur de grands documents avec beaucoup de bruit. Texte générique ferroviaire de remplissage pour tester les performances du système RAG sur de grands documents avec beaucoup de bruit. Texte générique ferroviaire de remplissage pour tester les performances du système RAG sur de grands documents avec beaucoup de bruit. Texte générique ferroviaire de remplissage pour tester les performances du système RAG sur de grands documents avec beaucoup de bruit. Texte générique ferroviaire de remplissage pour tester les performances du système RAG sur de grands documents avec beaucoup de bruit. Texte générique ferroviaire de remplissage pour tester les performances du système RAG sur de grands documents avec beaucoup de bruit. Texte générique ferroviaire de remplissage pour tester les performances du système RAG sur de grands documents avec beaucoup de bruit. Texte générique ferroviaire de remplissage pour tester les performances du système RAG sur de grands documents avec beaucoup de bruit. Texte générique ferroviaire de remplissage pour tester les performances du système RAG sur de grands documents avec beaucoup de bruit. Texte générique ferroviaire de remplissage pour tester les performances du système RAG sur de grands documents avec beaucoup de bruit. Texte générique ferroviaire de remplissage pour tester les performances du système RAG sur de grands documents avec beaucoup de bruit. Texte générique ferroviaire de remplissage pour tester les performances du système RAG sur de grands documents avec beaucoup de bruit. Texte générique ferroviaire de remplissage pour tester les performances du système RAG sur de grands documents avec beaucoup de bruit. Texte générique ferroviaire de remplissage pour tester les performances du système RAG sur de grands documents avec beaucoup de bruit. Texte générique ferroviaire de remplissage pour tester les performances du système RAG sur de grands documents avec beaucoup de bruit. Texte générique ferroviaire de remplissage pour tester les performances du système RAG sur de grands documents avec beaucoup de bruit. Texte générique ferroviaire de remplissage pour tester les performances du système RAG sur de grands documents avec beaucoup de bruit. </w:t>
+        <w:rPr>
+          <w:sz w:val="22"/>
+        </w:rPr>
+        <w:t>Le rôle premier et fondamental de la signalisation ferroviaire est de garantir la sécurité absolue des circulations des trains en évitant toute collision frontale (nez-à-nez) et tout rattrapage par l arrière entre convois se déplaçant sur une même voie.</w:t>
       </w:r>
     </w:p>
     <w:p>
+      <w:pPr>
+        <w:spacing w:after="120"/>
+      </w:pPr>
       <w:r>
-        <w:br w:type="page"/>
+        <w:rPr>
+          <w:sz w:val="22"/>
+        </w:rPr>
+        <w:t>En raison du faible coefficient d adhérence acier-sur-acier et du tonnage élevé des convois, la distance de freinage d un train est très largement supérieure à la distance de visibilité du conducteur. Un train ne peut pas s arrêter à vue comme une automobile. La signalisation ferroviaire remplit donc quatre fonctions majeures indispensables :</w:t>
       </w:r>
     </w:p>
     <w:p>
+      <w:pPr>
+        <w:spacing w:after="120"/>
+      </w:pPr>
       <w:r>
-        <w:t>Page 3</w:t>
-        <w:br/>
-        <w:t xml:space="preserve">Texte générique ferroviaire de remplissage pour tester les performances du système RAG sur de grands documents avec beaucoup de bruit. Texte générique ferroviaire de remplissage pour tester les performances du système RAG sur de grands documents avec beaucoup de bruit. Texte générique ferroviaire de remplissage pour tester les performances du système RAG sur de grands documents avec beaucoup de bruit. Texte générique ferroviaire de remplissage pour tester les performances du système RAG sur de grands documents avec beaucoup de bruit. Texte générique ferroviaire de remplissage pour tester les performances du système RAG sur de grands documents avec beaucoup de bruit. Texte générique ferroviaire de remplissage pour tester les performances du système RAG sur de grands documents avec beaucoup de bruit. Texte générique ferroviaire de remplissage pour tester les performances du système RAG sur de grands documents avec beaucoup de bruit. Texte générique ferroviaire de remplissage pour tester les performances du système RAG sur de grands documents avec beaucoup de bruit. Texte générique ferroviaire de remplissage pour tester les performances du système RAG sur de grands documents avec beaucoup de bruit. Texte générique ferroviaire de remplissage pour tester les performances du système RAG sur de grands documents avec beaucoup de bruit. Texte générique ferroviaire de remplissage pour tester les performances du système RAG sur de grands documents avec beaucoup de bruit. Texte générique ferroviaire de remplissage pour tester les performances du système RAG sur de grands documents avec beaucoup de bruit. Texte générique ferroviaire de remplissage pour tester les performances du système RAG sur de grands documents avec beaucoup de bruit. Texte générique ferroviaire de remplissage pour tester les performances du système RAG sur de grands documents avec beaucoup de bruit. Texte générique ferroviaire de remplissage pour tester les performances du système RAG sur de grands documents avec beaucoup de bruit. Texte générique ferroviaire de remplissage pour tester les performances du système RAG sur de grands documents avec beaucoup de bruit. Texte générique ferroviaire de remplissage pour tester les performances du système RAG sur de grands documents avec beaucoup de bruit. Texte générique ferroviaire de remplissage pour tester les performances du système RAG sur de grands documents avec beaucoup de bruit. Texte générique ferroviaire de remplissage pour tester les performances du système RAG sur de grands documents avec beaucoup de bruit. Texte générique ferroviaire de remplissage pour tester les performances du système RAG sur de grands documents avec beaucoup de bruit. Texte générique ferroviaire de remplissage pour tester les performances du système RAG sur de grands documents avec beaucoup de bruit. Texte générique ferroviaire de remplissage pour tester les performances du système RAG sur de grands documents avec beaucoup de bruit. Texte générique ferroviaire de remplissage pour tester les performances du système RAG sur de grands documents avec beaucoup de bruit. Texte générique ferroviaire de remplissage pour tester les performances du système RAG sur de grands documents avec beaucoup de bruit. Texte générique ferroviaire de remplissage pour tester les performances du système RAG sur de grands documents avec beaucoup de bruit. Texte générique ferroviaire de remplissage pour tester les performances du système RAG sur de grands documents avec beaucoup de bruit. Texte générique ferroviaire de remplissage pour tester les performances du système RAG sur de grands documents avec beaucoup de bruit. Texte générique ferroviaire de remplissage pour tester les performances du système RAG sur de grands documents avec beaucoup de bruit. Texte générique ferroviaire de remplissage pour tester les performances du système RAG sur de grands documents avec beaucoup de bruit. Texte générique ferroviaire de remplissage pour tester les performances du système RAG sur de grands documents avec beaucoup de bruit. </w:t>
+        <w:rPr>
+          <w:b/>
+        </w:rPr>
+        <w:t xml:space="preserve">1. L espacement des trains (cantonnement) : </w:t>
+      </w:r>
+      <w:r>
+        <w:rPr>
+          <w:sz w:val="22"/>
+        </w:rPr>
+        <w:t xml:space="preserve"> Le découpage de la ligne ferroviaire en sections fermées appelées cantons. Les signaux (sémaphore, feu rouge, signal d arrêt automatique) interdisent à un train de pénétrer sur un canton tant que le convoi précédent ne l a pas entièrement libéré.</w:t>
       </w:r>
     </w:p>
     <w:p>
+      <w:pPr>
+        <w:spacing w:after="120"/>
+      </w:pPr>
       <w:r>
-        <w:br w:type="page"/>
+        <w:rPr>
+          <w:b/>
+        </w:rPr>
+        <w:t xml:space="preserve">2. La protection des itinéraires et aiguillages : </w:t>
+      </w:r>
+      <w:r>
+        <w:rPr>
+          <w:sz w:val="22"/>
+        </w:rPr>
+        <w:t xml:space="preserve"> Les enclenchements de sécurité interdisent l ouverture d un signal vers un itinéraire tant que tous les aiguillages et zones de croisement ne sont pas mécaniquement et électriquement verrouillés dans la bonne position.</w:t>
       </w:r>
     </w:p>
     <w:p>
+      <w:pPr>
+        <w:spacing w:after="120"/>
+      </w:pPr>
       <w:r>
-        <w:t>Page 4</w:t>
-        <w:br/>
-        <w:t xml:space="preserve">Texte générique ferroviaire de remplissage pour tester les performances du système RAG sur de grands documents avec beaucoup de bruit. Texte générique ferroviaire de remplissage pour tester les performances du système RAG sur de grands documents avec beaucoup de bruit. Texte générique ferroviaire de remplissage pour tester les performances du système RAG sur de grands documents avec beaucoup de bruit. Texte générique ferroviaire de remplissage pour tester les performances du système RAG sur de grands documents avec beaucoup de bruit. Texte générique ferroviaire de remplissage pour tester les performances du système RAG sur de grands documents avec beaucoup de bruit. Texte générique ferroviaire de remplissage pour tester les performances du système RAG sur de grands documents avec beaucoup de bruit. Texte générique ferroviaire de remplissage pour tester les performances du système RAG sur de grands documents avec beaucoup de bruit. Texte générique ferroviaire de remplissage pour tester les performances du système RAG sur de grands documents avec beaucoup de bruit. Texte générique ferroviaire de remplissage pour tester les performances du système RAG sur de grands documents avec beaucoup de bruit. Texte générique ferroviaire de remplissage pour tester les performances du système RAG sur de grands documents avec beaucoup de bruit. Texte générique ferroviaire de remplissage pour tester les performances du système RAG sur de grands documents avec beaucoup de bruit. Texte générique ferroviaire de remplissage pour tester les performances du système RAG sur de grands documents avec beaucoup de bruit. Texte générique ferroviaire de remplissage pour tester les performances du système RAG sur de grands documents avec beaucoup de bruit. Texte générique ferroviaire de remplissage pour tester les performances du système RAG sur de grands documents avec beaucoup de bruit. Texte générique ferroviaire de remplissage pour tester les performances du système RAG sur de grands documents avec beaucoup de bruit. Texte générique ferroviaire de remplissage pour tester les performances du système RAG sur de grands documents avec beaucoup de bruit. Texte générique ferroviaire de remplissage pour tester les performances du système RAG sur de grands documents avec beaucoup de bruit. Texte générique ferroviaire de remplissage pour tester les performances du système RAG sur de grands documents avec beaucoup de bruit. Texte générique ferroviaire de remplissage pour tester les performances du système RAG sur de grands documents avec beaucoup de bruit. Texte générique ferroviaire de remplissage pour tester les performances du système RAG sur de grands documents avec beaucoup de bruit. Texte générique ferroviaire de remplissage pour tester les performances du système RAG sur de grands documents avec beaucoup de bruit. Texte générique ferroviaire de remplissage pour tester les performances du système RAG sur de grands documents avec beaucoup de bruit. Texte générique ferroviaire de remplissage pour tester les performances du système RAG sur de grands documents avec beaucoup de bruit. Texte générique ferroviaire de remplissage pour tester les performances du système RAG sur de grands documents avec beaucoup de bruit. Texte générique ferroviaire de remplissage pour tester les performances du système RAG sur de grands documents avec beaucoup de bruit. Texte générique ferroviaire de remplissage pour tester les performances du système RAG sur de grands documents avec beaucoup de bruit. Texte générique ferroviaire de remplissage pour tester les performances du système RAG sur de grands documents avec beaucoup de bruit. Texte générique ferroviaire de remplissage pour tester les performances du système RAG sur de grands documents avec beaucoup de bruit. Texte générique ferroviaire de remplissage pour tester les performances du système RAG sur de grands documents avec beaucoup de bruit. Texte générique ferroviaire de remplissage pour tester les performances du système RAG sur de grands documents avec beaucoup de bruit. </w:t>
+        <w:rPr>
+          <w:b/>
+        </w:rPr>
+        <w:t xml:space="preserve">3. La régulation de la vitesse : </w:t>
+      </w:r>
+      <w:r>
+        <w:rPr>
+          <w:sz w:val="22"/>
+        </w:rPr>
+        <w:t xml:space="preserve"> Les signaux d avertissement préviennent le conducteur en amont des ralentissements imposés (aiguillages déviés, virages dangereux, chantiers de voie ou entrées en gare).</w:t>
       </w:r>
     </w:p>
     <w:p>
+      <w:pPr>
+        <w:spacing w:after="120"/>
+      </w:pPr>
       <w:r>
-        <w:br w:type="page"/>
+        <w:rPr>
+          <w:b/>
+        </w:rPr>
+        <w:t xml:space="preserve">4. La transmission des ordres et le freinage automatique : </w:t>
       </w:r>
-    </w:p>
-    <w:p>
       <w:r>
-        <w:t>Page 5</w:t>
-        <w:br/>
-        <w:t xml:space="preserve">Texte générique ferroviaire de remplissage pour tester les performances du système RAG sur de grands documents avec beaucoup de bruit. Texte générique ferroviaire de remplissage pour tester les performances du système RAG sur de grands documents avec beaucoup de bruit. Texte générique ferroviaire de remplissage pour tester les performances du système RAG sur de grands documents avec beaucoup de bruit. Texte générique ferroviaire de remplissage pour tester les performances du système RAG sur de grands documents avec beaucoup de bruit. Texte générique ferroviaire de remplissage pour tester les performances du système RAG sur de grands documents avec beaucoup de bruit. Texte générique ferroviaire de remplissage pour tester les performances du système RAG sur de grands documents avec beaucoup de bruit. Texte générique ferroviaire de remplissage pour tester les performances du système RAG sur de grands documents avec beaucoup de bruit. Texte générique ferroviaire de remplissage pour tester les performances du système RAG sur de grands documents avec beaucoup de bruit. Texte générique ferroviaire de remplissage pour tester les performances du système RAG sur de grands documents avec beaucoup de bruit. Texte générique ferroviaire de remplissage pour tester les performances du système RAG sur de grands documents avec beaucoup de bruit. Texte générique ferroviaire de remplissage pour tester les performances du système RAG sur de grands documents avec beaucoup de bruit. Texte générique ferroviaire de remplissage pour tester les performances du système RAG sur de grands documents avec beaucoup de bruit. Texte générique ferroviaire de remplissage pour tester les performances du système RAG sur de grands documents avec beaucoup de bruit. Texte générique ferroviaire de remplissage pour tester les performances du système RAG sur de grands documents avec beaucoup de bruit. Texte générique ferroviaire de remplissage pour tester les performances du système RAG sur de grands documents avec beaucoup de bruit. Texte générique ferroviaire de remplissage pour tester les performances du système RAG sur de grands documents avec beaucoup de bruit. Texte générique ferroviaire de remplissage pour tester les performances du système RAG sur de grands documents avec beaucoup de bruit. Texte générique ferroviaire de remplissage pour tester les performances du système RAG sur de grands documents avec beaucoup de bruit. Texte générique ferroviaire de remplissage pour tester les performances du système RAG sur de grands documents avec beaucoup de bruit. Texte générique ferroviaire de remplissage pour tester les performances du système RAG sur de grands documents avec beaucoup de bruit. Texte générique ferroviaire de remplissage pour tester les performances du système RAG sur de grands documents avec beaucoup de bruit. Texte générique ferroviaire de remplissage pour tester les performances du système RAG sur de grands documents avec beaucoup de bruit. Texte générique ferroviaire de remplissage pour tester les performances du système RAG sur de grands documents avec beaucoup de bruit. Texte générique ferroviaire de remplissage pour tester les performances du système RAG sur de grands documents avec beaucoup de bruit. Texte générique ferroviaire de remplissage pour tester les performances du système RAG sur de grands documents avec beaucoup de bruit. Texte générique ferroviaire de remplissage pour tester les performances du système RAG sur de grands documents avec beaucoup de bruit. Texte générique ferroviaire de remplissage pour tester les performances du système RAG sur de grands documents avec beaucoup de bruit. Texte générique ferroviaire de remplissage pour tester les performances du système RAG sur de grands documents avec beaucoup de bruit. Texte générique ferroviaire de remplissage pour tester les performances du système RAG sur de grands documents avec beaucoup de bruit. Texte générique ferroviaire de remplissage pour tester les performances du système RAG sur de grands documents avec beaucoup de bruit. </w:t>
-      </w:r>
-    </w:p>
-    <w:p>
-      <w:r>
-        <w:br w:type="page"/>
-      </w:r>
-    </w:p>
-    <w:p>
-      <w:r>
-        <w:t>Page 6</w:t>
-        <w:br/>
-        <w:t xml:space="preserve">Texte générique ferroviaire de remplissage pour tester les performances du système RAG sur de grands documents avec beaucoup de bruit. Texte générique ferroviaire de remplissage pour tester les performances du système RAG sur de grands documents avec beaucoup de bruit. Texte générique ferroviaire de remplissage pour tester les performances du système RAG sur de grands documents avec beaucoup de bruit. Texte générique ferroviaire de remplissage pour tester les performances du système RAG sur de grands documents avec beaucoup de bruit. Texte générique ferroviaire de remplissage pour tester les performances du système RAG sur de grands documents avec beaucoup de bruit. Texte générique ferroviaire de remplissage pour tester les performances du système RAG sur de grands documents avec beaucoup de bruit. Texte générique ferroviaire de remplissage pour tester les performances du système RAG sur de grands documents avec beaucoup de bruit. Texte générique ferroviaire de remplissage pour tester les performances du système RAG sur de grands documents avec beaucoup de bruit. Texte générique ferroviaire de remplissage pour tester les performances du système RAG sur de grands documents avec beaucoup de bruit. Texte générique ferroviaire de remplissage pour tester les performances du système RAG sur de grands documents avec beaucoup de bruit. Texte générique ferroviaire de remplissage pour tester les performances du système RAG sur de grands documents avec beaucoup de bruit. Texte générique ferroviaire de remplissage pour tester les performances du système RAG sur de grands documents avec beaucoup de bruit. Texte générique ferroviaire de remplissage pour tester les performances du système RAG sur de grands documents avec beaucoup de bruit. Texte générique ferroviaire de remplissage pour tester les performances du système RAG sur de grands documents avec beaucoup de bruit. Texte générique ferroviaire de remplissage pour tester les performances du système RAG sur de grands documents avec beaucoup de bruit. Texte générique ferroviaire de remplissage pour tester les performances du système RAG sur de grands documents avec beaucoup de bruit. Texte générique ferroviaire de remplissage pour tester les performances du système RAG sur de grands documents avec beaucoup de bruit. Texte générique ferroviaire de remplissage pour tester les performances du système RAG sur de grands documents avec beaucoup de bruit. Texte générique ferroviaire de remplissage pour tester les performances du système RAG sur de grands documents avec beaucoup de bruit. Texte générique ferroviaire de remplissage pour tester les performances du système RAG sur de grands documents avec beaucoup de bruit. Texte générique ferroviaire de remplissage pour tester les performances du système RAG sur de grands documents avec beaucoup de bruit. Texte générique ferroviaire de remplissage pour tester les performances du système RAG sur de grands documents avec beaucoup de bruit. Texte générique ferroviaire de remplissage pour tester les performances du système RAG sur de grands documents avec beaucoup de bruit. Texte générique ferroviaire de remplissage pour tester les performances du système RAG sur de grands documents avec beaucoup de bruit. Texte générique ferroviaire de remplissage pour tester les performances du système RAG sur de grands documents avec beaucoup de bruit. Texte générique ferroviaire de remplissage pour tester les performances du système RAG sur de grands documents avec beaucoup de bruit. Texte générique ferroviaire de remplissage pour tester les performances du système RAG sur de grands documents avec beaucoup de bruit. Texte générique ferroviaire de remplissage pour tester les performances du système RAG sur de grands documents avec beaucoup de bruit. Texte générique ferroviaire de remplissage pour tester les performances du système RAG sur de grands documents avec beaucoup de bruit. Texte générique ferroviaire de remplissage pour tester les performances du système RAG sur de grands documents avec beaucoup de bruit. </w:t>
-      </w:r>
-    </w:p>
-    <w:p>
-      <w:r>
-        <w:br w:type="page"/>
-      </w:r>
-    </w:p>
-    <w:p>
-      <w:r>
-        <w:t>Page 7</w:t>
-        <w:br/>
-        <w:t xml:space="preserve">Texte générique ferroviaire de remplissage pour tester les performances du système RAG sur de grands documents avec beaucoup de bruit. Texte générique ferroviaire de remplissage pour tester les performances du système RAG sur de grands documents avec beaucoup de bruit. Texte générique ferroviaire de remplissage pour tester les performances du système RAG sur de grands documents avec beaucoup de bruit. Texte générique ferroviaire de remplissage pour tester les performances du système RAG sur de grands documents avec beaucoup de bruit. Texte générique ferroviaire de remplissage pour tester les performances du système RAG sur de grands documents avec beaucoup de bruit. Texte générique ferroviaire de remplissage pour tester les performances du système RAG sur de grands documents avec beaucoup de bruit. Texte générique ferroviaire de remplissage pour tester les performances du système RAG sur de grands documents avec beaucoup de bruit. Texte générique ferroviaire de remplissage pour tester les performances du système RAG sur de grands documents avec beaucoup de bruit. Texte générique ferroviaire de remplissage pour tester les performances du système RAG sur de grands documents avec beaucoup de bruit. Texte générique ferroviaire de remplissage pour tester les performances du système RAG sur de grands documents avec beaucoup de bruit. Texte générique ferroviaire de remplissage pour tester les performances du système RAG sur de grands documents avec beaucoup de bruit. Texte générique ferroviaire de remplissage pour tester les performances du système RAG sur de grands documents avec beaucoup de bruit. Texte générique ferroviaire de remplissage pour tester les performances du système RAG sur de grands documents avec beaucoup de bruit. Texte générique ferroviaire de remplissage pour tester les performances du système RAG sur de grands documents avec beaucoup de bruit. Texte générique ferroviaire de remplissage pour tester les performances du système RAG sur de grands documents avec beaucoup de bruit. Texte générique ferroviaire de remplissage pour tester les performances du système RAG sur de grands documents avec beaucoup de bruit. Texte générique ferroviaire de remplissage pour tester les performances du système RAG sur de grands documents avec beaucoup de bruit. Texte générique ferroviaire de remplissage pour tester les performances du système RAG sur de grands documents avec beaucoup de bruit. Texte générique ferroviaire de remplissage pour tester les performances du système RAG sur de grands documents avec beaucoup de bruit. Texte générique ferroviaire de remplissage pour tester les performances du système RAG sur de grands documents avec beaucoup de bruit. Texte générique ferroviaire de remplissage pour tester les performances du système RAG sur de grands documents avec beaucoup de bruit. Texte générique ferroviaire de remplissage pour tester les performances du système RAG sur de grands documents avec beaucoup de bruit. Texte générique ferroviaire de remplissage pour tester les performances du système RAG sur de grands documents avec beaucoup de bruit. Texte générique ferroviaire de remplissage pour tester les performances du système RAG sur de grands documents avec beaucoup de bruit. Texte générique ferroviaire de remplissage pour tester les performances du système RAG sur de grands documents avec beaucoup de bruit. Texte générique ferroviaire de remplissage pour tester les performances du système RAG sur de grands documents avec beaucoup de bruit. Texte générique ferroviaire de remplissage pour tester les performances du système RAG sur de grands documents avec beaucoup de bruit. Texte générique ferroviaire de remplissage pour tester les performances du système RAG sur de grands documents avec beaucoup de bruit. Texte générique ferroviaire de remplissage pour tester les performances du système RAG sur de grands documents avec beaucoup de bruit. Texte générique ferroviaire de remplissage pour tester les performances du système RAG sur de grands documents avec beaucoup de bruit. </w:t>
-      </w:r>
-    </w:p>
-    <w:p>
-      <w:r>
-        <w:br w:type="page"/>
-      </w:r>
-    </w:p>
-    <w:p>
-      <w:r>
-        <w:t>Le rôle premier de la signalisation ferroviaire est de garantir la sécurité des circulations.</w:t>
-      </w:r>
-    </w:p>
-    <w:p>
-      <w:r>
-        <w:br w:type="page"/>
-      </w:r>
-    </w:p>
-    <w:p>
-      <w:r>
-        <w:t>Page 9</w:t>
-        <w:br/>
-        <w:t xml:space="preserve">Texte générique ferroviaire de remplissage pour tester les performances du système RAG sur de grands documents avec beaucoup de bruit. Texte générique ferroviaire de remplissage pour tester les performances du système RAG sur de grands documents avec beaucoup de bruit. Texte générique ferroviaire de remplissage pour tester les performances du système RAG sur de grands documents avec beaucoup de bruit. Texte générique ferroviaire de remplissage pour tester les performances du système RAG sur de grands documents avec beaucoup de bruit. Texte générique ferroviaire de remplissage pour tester les performances du système RAG sur de grands documents avec beaucoup de bruit. Texte générique ferroviaire de remplissage pour tester les performances du système RAG sur de grands documents avec beaucoup de bruit. Texte générique ferroviaire de remplissage pour tester les performances du système RAG sur de grands documents avec beaucoup de bruit. Texte générique ferroviaire de remplissage pour tester les performances du système RAG sur de grands documents avec beaucoup de bruit. Texte générique ferroviaire de remplissage pour tester les performances du système RAG sur de grands documents avec beaucoup de bruit. Texte générique ferroviaire de remplissage pour tester les performances du système RAG sur de grands documents avec beaucoup de bruit. Texte générique ferroviaire de remplissage pour tester les performances du système RAG sur de grands documents avec beaucoup de bruit. Texte générique ferroviaire de remplissage pour tester les performances du système RAG sur de grands documents avec beaucoup de bruit. Texte générique ferroviaire de remplissage pour tester les performances du système RAG sur de grands documents avec beaucoup de bruit. Texte générique ferroviaire de remplissage pour tester les performances du système RAG sur de grands documents avec beaucoup de bruit. Texte générique ferroviaire de remplissage pour tester les performances du système RAG sur de grands documents avec beaucoup de bruit. Texte générique ferroviaire de remplissage pour tester les performances du système RAG sur de grands documents avec beaucoup de bruit. Texte générique ferroviaire de remplissage pour tester les performances du système RAG sur de grands documents avec beaucoup de bruit. Texte générique ferroviaire de remplissage pour tester les performances du système RAG sur de grands documents avec beaucoup de bruit. Texte générique ferroviaire de remplissage pour tester les performances du système RAG sur de grands documents avec beaucoup de bruit. Texte générique ferroviaire de remplissage pour tester les performances du système RAG sur de grands documents avec beaucoup de bruit. Texte générique ferroviaire de remplissage pour tester les performances du système RAG sur de grands documents avec beaucoup de bruit. Texte générique ferroviaire de remplissage pour tester les performances du système RAG sur de grands documents avec beaucoup de bruit. Texte générique ferroviaire de remplissage pour tester les performances du système RAG sur de grands documents avec beaucoup de bruit. Texte générique ferroviaire de remplissage pour tester les performances du système RAG sur de grands documents avec beaucoup de bruit. Texte générique ferroviaire de remplissage pour tester les performances du système RAG sur de grands documents avec beaucoup de bruit. Texte générique ferroviaire de remplissage pour tester les performances du système RAG sur de grands documents avec beaucoup de bruit. Texte générique ferroviaire de remplissage pour tester les performances du système RAG sur de grands documents avec beaucoup de bruit. Texte générique ferroviaire de remplissage pour tester les performances du système RAG sur de grands documents avec beaucoup de bruit. Texte générique ferroviaire de remplissage pour tester les performances du système RAG sur de grands documents avec beaucoup de bruit. Texte générique ferroviaire de remplissage pour tester les performances du système RAG sur de grands documents avec beaucoup de bruit. </w:t>
-      </w:r>
-    </w:p>
-    <w:p>
-      <w:r>
-        <w:br w:type="page"/>
-      </w:r>
-    </w:p>
-    <w:p>
-      <w:r>
-        <w:t>Page 10</w:t>
-        <w:br/>
-        <w:t xml:space="preserve">Texte générique ferroviaire de remplissage pour tester les performances du système RAG sur de grands documents avec beaucoup de bruit. Texte générique ferroviaire de remplissage pour tester les performances du système RAG sur de grands documents avec beaucoup de bruit. Texte générique ferroviaire de remplissage pour tester les performances du système RAG sur de grands documents avec beaucoup de bruit. Texte générique ferroviaire de remplissage pour tester les performances du système RAG sur de grands documents avec beaucoup de bruit. Texte générique ferroviaire de remplissage pour tester les performances du système RAG sur de grands documents avec beaucoup de bruit. Texte générique ferroviaire de remplissage pour tester les performances du système RAG sur de grands documents avec beaucoup de bruit. Texte générique ferroviaire de remplissage pour tester les performances du système RAG sur de grands documents avec beaucoup de bruit. Texte générique ferroviaire de remplissage pour tester les performances du système RAG sur de grands documents avec beaucoup de bruit. Texte générique ferroviaire de remplissage pour tester les performances du système RAG sur de grands documents avec beaucoup de bruit. Texte générique ferroviaire de remplissage pour tester les performances du système RAG sur de grands documents avec beaucoup de bruit. Texte générique ferroviaire de remplissage pour tester les performances du système RAG sur de grands documents avec beaucoup de bruit. Texte générique ferroviaire de remplissage pour tester les performances du système RAG sur de grands documents avec beaucoup de bruit. Texte générique ferroviaire de remplissage pour tester les performances du système RAG sur de grands documents avec beaucoup de bruit. Texte générique ferroviaire de remplissage pour tester les performances du système RAG sur de grands documents avec beaucoup de bruit. Texte générique ferroviaire de remplissage pour tester les performances du système RAG sur de grands documents avec beaucoup de bruit. Texte générique ferroviaire de remplissage pour tester les performances du système RAG sur de grands documents avec beaucoup de bruit. Texte générique ferroviaire de remplissage pour tester les performances du système RAG sur de grands documents avec beaucoup de bruit. Texte générique ferroviaire de remplissage pour tester les performances du système RAG sur de grands documents avec beaucoup de bruit. Texte générique ferroviaire de remplissage pour tester les performances du système RAG sur de grands documents avec beaucoup de bruit. Texte générique ferroviaire de remplissage pour tester les performances du système RAG sur de grands documents avec beaucoup de bruit. Texte générique ferroviaire de remplissage pour tester les performances du système RAG sur de grands documents avec beaucoup de bruit. Texte générique ferroviaire de remplissage pour tester les performances du système RAG sur de grands documents avec beaucoup de bruit. Texte générique ferroviaire de remplissage pour tester les performances du système RAG sur de grands documents avec beaucoup de bruit. Texte générique ferroviaire de remplissage pour tester les performances du système RAG sur de grands documents avec beaucoup de bruit. Texte générique ferroviaire de remplissage pour tester les performances du système RAG sur de grands documents avec beaucoup de bruit. Texte générique ferroviaire de remplissage pour tester les performances du système RAG sur de grands documents avec beaucoup de bruit. Texte générique ferroviaire de remplissage pour tester les performances du système RAG sur de grands documents avec beaucoup de bruit. Texte générique ferroviaire de remplissage pour tester les performances du système RAG sur de grands documents avec beaucoup de bruit. Texte générique ferroviaire de remplissage pour tester les performances du système RAG sur de grands documents avec beaucoup de bruit. Texte générique ferroviaire de remplissage pour tester les performances du système RAG sur de grands documents avec beaucoup de bruit. </w:t>
+        <w:rPr>
+          <w:sz w:val="22"/>
+        </w:rPr>
+        <w:t xml:space="preserve"> Des balises au sol et des capteurs embarqués contrôlent en temps réel la vitesse du convoi et provoquent le déclenchement immédiat du freinage d urgence en cas de non-respect d un signal rouge ou de défaillance du conducteur.</w:t>
       </w:r>
     </w:p>
     <w:sectPr>
